--- a/write/packages/docx-layout/test/oracle/tblshd/ts-mixed.docx
+++ b/write/packages/docx-layout/test/oracle/tblshd/ts-mixed.docx
@@ -11,6 +11,7 @@
       <w:tblPr>
         <w:tblW w:w="6000" w:type="dxa"/>
         <w:shd w:val="clear" w:color="auto" w:fill="002060"/>
+        <w:tblLook w:val="04A0" w:firstRow="1" w:lastRow="0" w:firstColumn="1" w:lastColumn="0" w:noHBand="0" w:noVBand="1"/>
       </w:tblPr>
       <w:tblGrid>
         <w:gridCol w:w="6000"/>
@@ -135,6 +136,22 @@
       <w:shd w:val="clear" w:color="auto" w:fill="00B050"/>
     </w:tblPr>
   </w:style>
+  <w:style w:type="table" w:styleId="TShdFirst">
+    <w:name w:val="TShdFirst"/>
+    <w:tblStylePr w:type="firstRow">
+      <w:tblPr>
+        <w:shd w:val="clear" w:color="auto" w:fill="FF0000"/>
+      </w:tblPr>
+    </w:tblStylePr>
+  </w:style>
+  <w:style w:type="table" w:styleId="TShdFirstCell">
+    <w:name w:val="TShdFirstCell"/>
+    <w:tblStylePr w:type="firstRow">
+      <w:tcPr>
+        <w:shd w:val="clear" w:color="auto" w:fill="FF0000"/>
+      </w:tcPr>
+    </w:tblStylePr>
+  </w:style>
   <w:style w:type="table" w:styleId="TShdCell">
     <w:name w:val="TShdCell"/>
     <w:tcPr>
